--- a/COS80023_Big_Data/Lab/Lab6/Week_6_Credit_Task_1_104837257.docx
+++ b/COS80023_Big_Data/Lab/Lab6/Week_6_Credit_Task_1_104837257.docx
@@ -195,6 +195,7 @@
           <w:rFonts w:ascii="Calibri" w:hAnsi="Calibri" w:cs="Calibri"/>
           <w:b/>
           <w:bCs/>
+          <w:noProof/>
         </w:rPr>
         <w:drawing>
           <wp:inline distT="0" distB="0" distL="0" distR="0" wp14:anchorId="615AB7E9" wp14:editId="139AB261">
@@ -247,6 +248,7 @@
           <w:rFonts w:ascii="Calibri" w:hAnsi="Calibri" w:cs="Calibri"/>
           <w:b/>
           <w:bCs/>
+          <w:noProof/>
         </w:rPr>
         <w:drawing>
           <wp:inline distT="0" distB="0" distL="0" distR="0" wp14:anchorId="2C341E68" wp14:editId="0EBDF52F">
@@ -317,6 +319,7 @@
           <w:rFonts w:ascii="Calibri" w:hAnsi="Calibri" w:cs="Calibri"/>
           <w:b/>
           <w:bCs/>
+          <w:noProof/>
         </w:rPr>
         <w:drawing>
           <wp:inline distT="0" distB="0" distL="0" distR="0" wp14:anchorId="27F13CA9" wp14:editId="324C6200">
@@ -369,6 +372,7 @@
           <w:rFonts w:ascii="Calibri" w:hAnsi="Calibri" w:cs="Calibri"/>
           <w:b/>
           <w:bCs/>
+          <w:noProof/>
         </w:rPr>
         <w:drawing>
           <wp:inline distT="0" distB="0" distL="0" distR="0" wp14:anchorId="5ABE8AA0" wp14:editId="4C04D35B">
@@ -422,23 +426,7 @@
           <w:b/>
           <w:bCs/>
         </w:rPr>
-        <w:t>Creat</w:t>
-      </w:r>
-      <w:r>
-        <w:rPr>
-          <w:rFonts w:ascii="Calibri" w:hAnsi="Calibri" w:cs="Calibri"/>
-          <w:b/>
-          <w:bCs/>
-        </w:rPr>
-        <w:t>ing</w:t>
-      </w:r>
-      <w:r>
-        <w:rPr>
-          <w:rFonts w:ascii="Calibri" w:hAnsi="Calibri" w:cs="Calibri"/>
-          <w:b/>
-          <w:bCs/>
-        </w:rPr>
-        <w:t xml:space="preserve"> topics streams-plaintext-input and streams-wordcount-output.</w:t>
+        <w:t>Creating topics streams-plaintext-input and streams-wordcount-output.</w:t>
       </w:r>
     </w:p>
     <w:p>
@@ -455,6 +443,7 @@
           <w:rFonts w:ascii="Calibri" w:hAnsi="Calibri" w:cs="Calibri"/>
           <w:b/>
           <w:bCs/>
+          <w:noProof/>
         </w:rPr>
         <w:drawing>
           <wp:inline distT="0" distB="0" distL="0" distR="0" wp14:anchorId="283FBC50" wp14:editId="706F8D6E">
@@ -533,6 +522,7 @@
           <w:rFonts w:ascii="Calibri" w:hAnsi="Calibri" w:cs="Calibri"/>
           <w:b/>
           <w:bCs/>
+          <w:noProof/>
         </w:rPr>
         <w:drawing>
           <wp:inline distT="0" distB="0" distL="0" distR="0" wp14:anchorId="67226575" wp14:editId="640328CB">
@@ -644,6 +634,7 @@
           <w:rFonts w:ascii="Calibri" w:hAnsi="Calibri" w:cs="Calibri"/>
           <w:b/>
           <w:bCs/>
+          <w:noProof/>
         </w:rPr>
         <w:drawing>
           <wp:inline distT="0" distB="0" distL="0" distR="0" wp14:anchorId="44A2D435" wp14:editId="59712AAF">
@@ -748,6 +739,7 @@
           <w:rFonts w:ascii="Calibri" w:hAnsi="Calibri" w:cs="Calibri"/>
           <w:b/>
           <w:bCs/>
+          <w:noProof/>
         </w:rPr>
         <w:drawing>
           <wp:inline distT="0" distB="0" distL="0" distR="0" wp14:anchorId="143CBA9B" wp14:editId="6AD5B20D">
@@ -785,6 +777,26 @@
           </wp:inline>
         </w:drawing>
       </w:r>
+    </w:p>
+    <w:p>
+      <w:pPr>
+        <w:spacing w:line="276" w:lineRule="auto"/>
+        <w:rPr>
+          <w:rFonts w:ascii="Calibri" w:hAnsi="Calibri" w:cs="Calibri"/>
+          <w:b/>
+          <w:bCs/>
+        </w:rPr>
+      </w:pPr>
+    </w:p>
+    <w:p>
+      <w:pPr>
+        <w:spacing w:line="276" w:lineRule="auto"/>
+        <w:rPr>
+          <w:rFonts w:ascii="Calibri" w:hAnsi="Calibri" w:cs="Calibri"/>
+          <w:b/>
+          <w:bCs/>
+        </w:rPr>
+      </w:pPr>
     </w:p>
     <w:sectPr>
       <w:headerReference w:type="default" r:id="rId15"/>
@@ -3522,6 +3534,7 @@
   <w:style w:type="character" w:default="1" w:styleId="DefaultParagraphFont">
     <w:name w:val="Default Paragraph Font"/>
     <w:uiPriority w:val="1"/>
+    <w:semiHidden/>
     <w:unhideWhenUsed/>
   </w:style>
   <w:style w:type="table" w:default="1" w:styleId="TableNormal">
